--- a/07.第一周排班简表_v1.1.docx
+++ b/07.第一周排班简表_v1.1.docx
@@ -19,7 +19,7 @@
           <w:i/>
           <w:color w:val="445566"/>
         </w:rPr>
-        <w:t>详细版见《泵房数字孪生_第一周工作排班表 v1.3.docx》。这份是</w:t>
+        <w:t>详细版见《08.第一周工作排班表 v1.3.docx》。这份是</w:t>
       </w:r>
       <w:r>
         <w:rPr>
